--- a/data/ai_paras/AI_para_37.docx
+++ b/data/ai_paras/AI_para_37.docx
@@ -4,7 +4,7 @@
   <w:body>
     <w:p>
       <w:r>
-        <w:t>Research on nonverbal communication consistently underscores the multifaceted nature of facial expressions and body language as pivotal elements in human interactions. Facial expressions serve as universal indicators of emotions, often transcending linguistic boundaries, and can be instrumental in conveying sincerity, empathy, and understanding within interpersonal relationships (Ref-f769688). Body language, on the other hand, enriches communication by providing context and depth, as it helps individuals express dominance, submission, and other social cues essential for navigating group dynamics. Studies further indicate that gestures and hand movements exhibit significant cultural variance, necessitating a nuanced understanding to prevent miscommunication in cross-cultural interactions (Ref-f769688). Thus, scholarly research highlights that nonverbal communication not only influences personal rapport but also plays a critical role in shaping social identities and enhancing communication strategies across diverse cultural contexts.</w:t>
+        <w:t>Additionally, research into eye contact and proxemics highlights their critical roles as forms of nonverbal communication, influencing interpersonal dynamics significantly. Eye contact, often regarded as a powerful indicator of attention and engagement, can facilitate trust and rapport by signaling interest and understanding in conversations (Ref-s980229). The measurement of eye contact has evolved through methods such as eye-tracking, which offers detailed insights into gaze patterns, although the subjectivity inherent in defining eye contact continues to present challenges (Ref-s980229). Proxemics, which examines the use of space in communication, varies considerably across cultures, affecting how individuals perceive and engage with each other within personal and social boundaries (Ref-s980229). Together, these nonverbal cues underscore the necessity of considering both cultural and contextual factors in communication studies, thereby enriching the understanding of human interactions across diverse settings.</w:t>
       </w:r>
     </w:p>
     <w:sectPr>
